--- a/electrical-focused-swedish-cv.docx
+++ b/electrical-focused-swedish-cv.docx
@@ -2552,7 +2552,7 @@
           </mc:Choice>
           <mc:Fallback>
             <w:pict>
-              <v:group w14:anchorId="3C2ED472" id="Group 1" o:spid="_x0000_s1026" style="position:absolute;margin-left:0;margin-top:0;width:595.5pt;height:842.25pt;z-index:-15834624;mso-wrap-distance-left:0;mso-wrap-distance-right:0;mso-position-horizontal-relative:page;mso-position-vertical-relative:page" coordorigin="" coordsize="75628,106965" o:gfxdata="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">
+              <v:group w14:anchorId="599C8BE9" id="Group 1" o:spid="_x0000_s1026" style="position:absolute;margin-left:0;margin-top:0;width:595.5pt;height:842.25pt;z-index:-15834624;mso-wrap-distance-left:0;mso-wrap-distance-right:0;mso-position-horizontal-relative:page;mso-position-vertical-relative:page" coordorigin="" coordsize="75628,106965" o:gfxdata="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">
                 <v:shape id="Graphic 2" o:spid="_x0000_s1027" style="position:absolute;width:75628;height:106965;visibility:visible;mso-wrap-style:square;v-text-anchor:top" coordsize="7562850,10696575" o:gfxdata="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" path="m7562380,l,,,1281988r,507251l,10696575r2322969,l2322969,1789239r5239411,l7562380,xe" fillcolor="#e3e3e3" stroked="f">
                   <v:path arrowok="t"/>
                 </v:shape>
@@ -2696,9 +2696,25 @@
       <w:r>
         <w:rPr>
           <w:rFonts w:ascii="Arial MT" w:hAnsi="Arial MT"/>
-          <w:sz w:val="20"/>
-        </w:rPr>
-        <w:t>FULL-STACK</w:t>
+          <w:spacing w:val="-2"/>
+          <w:sz w:val="20"/>
+        </w:rPr>
+        <w:t>ELEKTRO</w:t>
+      </w:r>
+      <w:r>
+        <w:rPr>
+          <w:rFonts w:ascii="Arial MT" w:hAnsi="Arial MT"/>
+          <w:spacing w:val="-2"/>
+          <w:sz w:val="20"/>
+        </w:rPr>
+        <w:t xml:space="preserve">NIK INGENJÖR </w:t>
+      </w:r>
+      <w:r>
+        <w:rPr>
+          <w:rFonts w:ascii="Arial MT" w:hAnsi="Arial MT"/>
+          <w:sz w:val="20"/>
+        </w:rPr>
+        <w:t>|</w:t>
       </w:r>
       <w:r>
         <w:rPr>
@@ -2713,53 +2729,7 @@
           <w:rFonts w:ascii="Arial MT" w:hAnsi="Arial MT"/>
           <w:sz w:val="20"/>
         </w:rPr>
-        <w:t>UTVECKLARE</w:t>
-      </w:r>
-      <w:r>
-        <w:rPr>
-          <w:rFonts w:ascii="Arial MT" w:hAnsi="Arial MT"/>
-          <w:spacing w:val="6"/>
-          <w:sz w:val="20"/>
-        </w:rPr>
-        <w:t xml:space="preserve"> </w:t>
-      </w:r>
-      <w:r>
-        <w:rPr>
-          <w:rFonts w:ascii="Arial MT" w:hAnsi="Arial MT"/>
-          <w:sz w:val="20"/>
-        </w:rPr>
-        <w:t>|</w:t>
-      </w:r>
-      <w:r>
-        <w:rPr>
-          <w:rFonts w:ascii="Arial MT" w:hAnsi="Arial MT"/>
-          <w:spacing w:val="6"/>
-          <w:sz w:val="20"/>
-        </w:rPr>
-        <w:t xml:space="preserve"> </w:t>
-      </w:r>
-      <w:r>
-        <w:rPr>
-          <w:rFonts w:ascii="Arial MT" w:hAnsi="Arial MT"/>
-          <w:sz w:val="20"/>
-        </w:rPr>
-        <w:t>CIVILINGENJÖR</w:t>
-      </w:r>
-      <w:r>
-        <w:rPr>
-          <w:rFonts w:ascii="Arial MT" w:hAnsi="Arial MT"/>
-          <w:spacing w:val="7"/>
-          <w:sz w:val="20"/>
-        </w:rPr>
-        <w:t xml:space="preserve"> </w:t>
-      </w:r>
-      <w:r>
-        <w:rPr>
-          <w:rFonts w:ascii="Arial MT" w:hAnsi="Arial MT"/>
-          <w:spacing w:val="-2"/>
-          <w:sz w:val="20"/>
-        </w:rPr>
-        <w:t>ELEKTROTEKNIK</w:t>
+        <w:t>MJUKVARUUTVECKLARE</w:t>
       </w:r>
     </w:p>
     <w:p>

--- a/electrical-focused-swedish-cv.docx
+++ b/electrical-focused-swedish-cv.docx
@@ -14,7 +14,7 @@
         <mc:AlternateContent>
           <mc:Choice Requires="wpg">
             <w:drawing>
-              <wp:anchor distT="0" distB="0" distL="0" distR="0" simplePos="0" relativeHeight="487481856" behindDoc="1" locked="0" layoutInCell="1" allowOverlap="1" wp14:anchorId="39604820" wp14:editId="778B8507">
+              <wp:anchor distT="0" distB="0" distL="0" distR="0" simplePos="0" relativeHeight="487481856" behindDoc="1" locked="0" layoutInCell="1" allowOverlap="1" wp14:anchorId="39604820" wp14:editId="1D52C416">
                 <wp:simplePos x="0" y="0"/>
                 <wp:positionH relativeFrom="page">
                   <wp:posOffset>0</wp:posOffset>
@@ -251,7 +251,7 @@
                         <wps:cNvSpPr/>
                         <wps:spPr>
                           <a:xfrm>
-                            <a:off x="2987725" y="2514484"/>
+                            <a:off x="2980410" y="2536430"/>
                             <a:ext cx="4197350" cy="6301105"/>
                           </a:xfrm>
                           <a:custGeom>
@@ -831,27 +831,6 @@
                           <a:noAutofit/>
                         </wps:bodyPr>
                       </wps:wsp>
-                      <pic:pic xmlns:pic="http://schemas.openxmlformats.org/drawingml/2006/picture">
-                        <pic:nvPicPr>
-                          <pic:cNvPr id="10" name="Image 10"/>
-                          <pic:cNvPicPr/>
-                        </pic:nvPicPr>
-                        <pic:blipFill>
-                          <a:blip r:embed="rId6" cstate="print"/>
-                          <a:stretch>
-                            <a:fillRect/>
-                          </a:stretch>
-                        </pic:blipFill>
-                        <pic:spPr>
-                          <a:xfrm>
-                            <a:off x="2604165" y="2918063"/>
-                            <a:ext cx="93945" cy="93945"/>
-                          </a:xfrm>
-                          <a:prstGeom prst="rect">
-                            <a:avLst/>
-                          </a:prstGeom>
-                        </pic:spPr>
-                      </pic:pic>
                       <wps:wsp>
                         <wps:cNvPr id="11" name="Graphic 11"/>
                         <wps:cNvSpPr/>
@@ -2552,14 +2531,14 @@
           </mc:Choice>
           <mc:Fallback>
             <w:pict>
-              <v:group w14:anchorId="599C8BE9" id="Group 1" o:spid="_x0000_s1026" style="position:absolute;margin-left:0;margin-top:0;width:595.5pt;height:842.25pt;z-index:-15834624;mso-wrap-distance-left:0;mso-wrap-distance-right:0;mso-position-horizontal-relative:page;mso-position-vertical-relative:page" coordorigin="" coordsize="75628,106965" o:gfxdata="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">
+              <v:group w14:anchorId="241D05E3" id="Group 1" o:spid="_x0000_s1026" style="position:absolute;margin-left:0;margin-top:0;width:595.5pt;height:842.25pt;z-index:-15834624;mso-wrap-distance-left:0;mso-wrap-distance-right:0;mso-position-horizontal-relative:page;mso-position-vertical-relative:page" coordorigin="" coordsize="75628,106965" o:gfxdata="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">
                 <v:shape id="Graphic 2" o:spid="_x0000_s1027" style="position:absolute;width:75628;height:106965;visibility:visible;mso-wrap-style:square;v-text-anchor:top" coordsize="7562850,10696575" o:gfxdata="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" path="m7562380,l,,,1281988r,507251l,10696575r2322969,l2322969,1789239r5239411,l7562380,xe" fillcolor="#e3e3e3" stroked="f">
                   <v:path arrowok="t"/>
                 </v:shape>
                 <v:shape id="Graphic 3" o:spid="_x0000_s1028" style="position:absolute;left:2267;top:91357;width:19031;height:12554;visibility:visible;mso-wrap-style:square;v-text-anchor:top" coordsize="1903095,1255395" o:gfxdata="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" path="m38112,359562l21590,343027r-5055,l,359562r,5055l16535,381139r5055,l38112,364617r,-2528l38112,359562xem38112,188048l21590,171513r-5055,l,188048r,5055l16535,209626r5055,l38112,193103r,-2527l38112,188048xem38112,16535l21590,,16535,,,16535r,5055l16535,38112r5055,l38112,21590r,-2528l38112,16535xem1902866,1244079r-1898993,l3873,1254848r1898993,l1902866,1244079xe" fillcolor="#323b4b" stroked="f">
                   <v:path arrowok="t"/>
                 </v:shape>
-                <v:shape id="Graphic 4" o:spid="_x0000_s1029" style="position:absolute;left:29877;top:25144;width:41973;height:63011;visibility:visible;mso-wrap-style:square;v-text-anchor:top" coordsize="4197350,6301105" o:gfxdata="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" path="m4188028,1503997r-4170160,l17868,1514767r4170160,l4188028,1503997xem4197070,6289713l,6289713r,10769l4197070,6300482r,-10769xem4197070,l17868,r,10769l4197070,10769r,-10769xe" fillcolor="#163753" stroked="f">
+                <v:shape id="Graphic 4" o:spid="_x0000_s1029" style="position:absolute;left:29804;top:25364;width:41973;height:63011;visibility:visible;mso-wrap-style:square;v-text-anchor:top" coordsize="4197350,6301105" o:gfxdata="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" path="m4188028,1503997r-4170160,l17868,1514767r4170160,l4188028,1503997xem4197070,6289713l,6289713r,10769l4197070,6300482r,-10769xem4197070,l17868,r,10769l4197070,10769r,-10769xe" fillcolor="#163753" stroked="f">
                   <v:path arrowok="t"/>
                 </v:shape>
                 <v:shape id="Graphic 5" o:spid="_x0000_s1030" style="position:absolute;left:25230;top:22629;width:2566;height:65462;visibility:visible;mso-wrap-style:square;v-text-anchor:top" coordsize="256540,6546215" o:gfxdata="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" path="m256222,6417818r-10071,-49860l218706,6327229r-40729,-27458l128117,6289700r-49873,10071l37528,6327229r-27457,40729l,6417818r10071,49873l37528,6508407r40716,27457l128117,6545935r49860,-10071l218706,6508407r27445,-40716l256222,6417818xem256222,128117l246151,78244,218706,37528,177977,10071,128117,,78244,10071,37528,37528,10071,78244,,128117r10071,49860l37528,218706r40716,27458l128117,256222r49860,-10058l218706,218706r27445,-40729l256222,128117xe" fillcolor="#323b4b" stroked="f">
@@ -2596,70 +2575,67 @@
                 <v:shape id="Graphic 9" o:spid="_x0000_s1034" style="position:absolute;left:26511;top:25192;width:13;height:11430;visibility:visible;mso-wrap-style:square;v-text-anchor:top" coordsize="1270,1143000" o:gfxdata="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" path="m,l,1142933e" filled="f" strokecolor="#323b4b" strokeweight=".26467mm">
                   <v:path arrowok="t"/>
                 </v:shape>
-                <v:shape id="Image 10" o:spid="_x0000_s1035" type="#_x0000_t75" style="position:absolute;left:26041;top:29180;width:940;height:940;visibility:visible;mso-wrap-style:square" o:gfxdata="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">
+                <v:shape id="Graphic 11" o:spid="_x0000_s1035" style="position:absolute;left:26511;top:40232;width:13;height:44234;visibility:visible;mso-wrap-style:square;v-text-anchor:top" coordsize="1270,4423410" o:gfxdata="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" path="m,l,4423016e" filled="f" strokecolor="#323b4b" strokeweight=".26467mm">
+                  <v:path arrowok="t"/>
+                </v:shape>
+                <v:shape id="Graphic 12" o:spid="_x0000_s1036" style="position:absolute;left:26511;top:88089;width:13;height:14719;visibility:visible;mso-wrap-style:square;v-text-anchor:top" coordsize="1270,1471930" o:gfxdata="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" path="m,l,1471828e" filled="f" strokecolor="#323b4b" strokeweight=".26467mm">
+                  <v:path arrowok="t"/>
+                </v:shape>
+                <v:shape id="Image 13" o:spid="_x0000_s1037" type="#_x0000_t75" style="position:absolute;left:26041;top:90219;width:940;height:939;visibility:visible;mso-wrap-style:square" o:gfxdata="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">
                   <v:imagedata r:id="rId17" o:title=""/>
                 </v:shape>
-                <v:shape id="Graphic 11" o:spid="_x0000_s1036" style="position:absolute;left:26511;top:40232;width:13;height:44234;visibility:visible;mso-wrap-style:square;v-text-anchor:top" coordsize="1270,4423410" o:gfxdata="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" path="m,l,4423016e" filled="f" strokecolor="#323b4b" strokeweight=".26467mm">
+                <v:shape id="Image 14" o:spid="_x0000_s1038" type="#_x0000_t75" style="position:absolute;left:26041;top:98371;width:940;height:939;visibility:visible;mso-wrap-style:square" o:gfxdata="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">
+                  <v:imagedata r:id="rId18" o:title=""/>
+                </v:shape>
+                <v:shape id="Graphic 15" o:spid="_x0000_s1039" style="position:absolute;left:2141;top:51026;width:19158;height:46939;visibility:visible;mso-wrap-style:square;v-text-anchor:top" coordsize="1915795,4693920" o:gfxdata="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" path="m38112,2567457l21590,2550934r-5055,l,2567457r,5055l16535,2589047r5055,l38112,2572512r,-2528l38112,2567457xem38112,2319718l21590,2303183r-5055,l,2319718r,5055l16535,2341308r5055,l38112,2324773r,-2528l38112,2319718xem38112,2071979l21590,2055444r-5055,l,2071979r,5055l16535,2093556r5055,l38112,2077034r,-2528l38112,2071979xem38112,1824228l21590,1807705r-5055,l,1824228r,5054l16535,1845818r5055,l38112,1829282r,-2527l38112,1824228xem38112,1576489l21590,1559953r-5055,l,1576489r,5054l16535,1598079r5055,l38112,1581543r,-2527l38112,1576489xem38112,1007503l21590,990968r-5055,l,1007503r,5055l16535,1029093r5055,l38112,1012558r,-2527l38112,1007503xem38112,759764l21590,743229r-5055,l,759764r,5055l16535,781342r5055,l38112,764819r,-2527l38112,759764xem38112,512013l21590,495490r-5055,l,512013r,5054l16535,533603r5055,l38112,517067r,-2527l38112,512013xem38112,264274l21590,247738r-5055,l,264274r,5054l16535,285851r5055,l38112,269328r,-2527l38112,264274xem38112,16535l21590,,16535,,,16535r,5055l16535,38112r5055,l38112,21590r,-2528l38112,16535xem1915452,4682782r-1898993,l16459,4693551r1898993,l1915452,4682782xe" fillcolor="#323b4b" stroked="f">
                   <v:path arrowok="t"/>
                 </v:shape>
-                <v:shape id="Graphic 12" o:spid="_x0000_s1037" style="position:absolute;left:26511;top:88089;width:13;height:14719;visibility:visible;mso-wrap-style:square;v-text-anchor:top" coordsize="1270,1471930" o:gfxdata="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" path="m,l,1471828e" filled="f" strokecolor="#323b4b" strokeweight=".26467mm">
+                <v:shape id="Image 16" o:spid="_x0000_s1040" type="#_x0000_t75" style="position:absolute;left:26041;top:65374;width:940;height:939;visibility:visible;mso-wrap-style:square" o:gfxdata="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">
+                  <v:imagedata r:id="rId17" o:title=""/>
+                </v:shape>
+                <v:shape id="Graphic 17" o:spid="_x0000_s1041" style="position:absolute;left:2141;top:70286;width:28778;height:17799;visibility:visible;mso-wrap-style:square;v-text-anchor:top" coordsize="2877820,1779905" o:gfxdata="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" path="m38112,1758238l21590,1741703r-5055,l,1758238r,5055l16535,1779816r5055,l38112,1763293r,-2527l38112,1758238xem38112,1510499l21590,1493964r-5055,l,1510499r,5055l16535,1532077r5055,l38112,1515554r,-2527l38112,1510499xem38112,1262748l21590,1246225r-5055,l,1262748r,5054l16535,1284338r5055,l38112,1267802r,-2527l38112,1262748xem38112,1015009l21590,998474r-5055,l,1015009r,5055l16535,1036586r5055,l38112,1020064r,-2528l38112,1015009xem2877197,473913r-16522,-16536l2855620,457377r-16535,16536l2839085,478967r16535,16523l2860675,495490r16522,-16523l2877197,476440r,-2527xem2877197,321449r-16522,-16522l2855620,304927r-16535,16522l2839085,326504r16535,16535l2860675,343039r16522,-16535l2877197,323977r,-2528xem2877197,16535l2860675,r-5055,l2839085,16535r,5055l2855620,38125r5055,l2877197,21590r,-2528l2877197,16535xe" fillcolor="#323b4b" stroked="f">
                   <v:path arrowok="t"/>
                 </v:shape>
-                <v:shape id="Image 13" o:spid="_x0000_s1038" type="#_x0000_t75" style="position:absolute;left:26041;top:90219;width:940;height:939;visibility:visible;mso-wrap-style:square" o:gfxdata="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">
+                <v:shape id="Image 18" o:spid="_x0000_s1042" type="#_x0000_t75" style="position:absolute;left:26041;top:54852;width:940;height:940;visibility:visible;mso-wrap-style:square" o:gfxdata="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">
                   <v:imagedata r:id="rId17" o:title=""/>
                 </v:shape>
-                <v:shape id="Image 14" o:spid="_x0000_s1039" type="#_x0000_t75" style="position:absolute;left:26041;top:98371;width:940;height:939;visibility:visible;mso-wrap-style:square" o:gfxdata="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">
-                  <v:imagedata r:id="rId18" o:title=""/>
-                </v:shape>
-                <v:shape id="Graphic 15" o:spid="_x0000_s1040" style="position:absolute;left:2141;top:51026;width:19158;height:46939;visibility:visible;mso-wrap-style:square;v-text-anchor:top" coordsize="1915795,4693920" o:gfxdata="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" path="m38112,2567457l21590,2550934r-5055,l,2567457r,5055l16535,2589047r5055,l38112,2572512r,-2528l38112,2567457xem38112,2319718l21590,2303183r-5055,l,2319718r,5055l16535,2341308r5055,l38112,2324773r,-2528l38112,2319718xem38112,2071979l21590,2055444r-5055,l,2071979r,5055l16535,2093556r5055,l38112,2077034r,-2528l38112,2071979xem38112,1824228l21590,1807705r-5055,l,1824228r,5054l16535,1845818r5055,l38112,1829282r,-2527l38112,1824228xem38112,1576489l21590,1559953r-5055,l,1576489r,5054l16535,1598079r5055,l38112,1581543r,-2527l38112,1576489xem38112,1007503l21590,990968r-5055,l,1007503r,5055l16535,1029093r5055,l38112,1012558r,-2527l38112,1007503xem38112,759764l21590,743229r-5055,l,759764r,5055l16535,781342r5055,l38112,764819r,-2527l38112,759764xem38112,512013l21590,495490r-5055,l,512013r,5054l16535,533603r5055,l38112,517067r,-2527l38112,512013xem38112,264274l21590,247738r-5055,l,264274r,5054l16535,285851r5055,l38112,269328r,-2527l38112,264274xem38112,16535l21590,,16535,,,16535r,5055l16535,38112r5055,l38112,21590r,-2528l38112,16535xem1915452,4682782r-1898993,l16459,4693551r1898993,l1915452,4682782xe" fillcolor="#323b4b" stroked="f">
+                <v:shape id="Graphic 19" o:spid="_x0000_s1043" style="position:absolute;left:30622;top:58990;width:388;height:3435;visibility:visible;mso-wrap-style:square;v-text-anchor:top" coordsize="38735,343535" o:gfxdata="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" path="m38112,321437l21577,304914r-5055,l,321437r,5054l16522,343027r5055,l38112,326491r,-2527l38112,321437xem38112,16522l21577,,16522,,,16522r,5055l16522,38112r5055,l38112,21577r,-2527l38112,16522xe" fillcolor="#323b4b" stroked="f">
                   <v:path arrowok="t"/>
                 </v:shape>
-                <v:shape id="Image 16" o:spid="_x0000_s1041" type="#_x0000_t75" style="position:absolute;left:26041;top:65374;width:940;height:939;visibility:visible;mso-wrap-style:square" o:gfxdata="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">
+                <v:shape id="Image 20" o:spid="_x0000_s1044" type="#_x0000_t75" style="position:absolute;left:26041;top:41872;width:940;height:940;visibility:visible;mso-wrap-style:square" o:gfxdata="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">
                   <v:imagedata r:id="rId17" o:title=""/>
                 </v:shape>
-                <v:shape id="Graphic 17" o:spid="_x0000_s1042" style="position:absolute;left:2141;top:70286;width:28778;height:17799;visibility:visible;mso-wrap-style:square;v-text-anchor:top" coordsize="2877820,1779905" o:gfxdata="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" path="m38112,1758238l21590,1741703r-5055,l,1758238r,5055l16535,1779816r5055,l38112,1763293r,-2527l38112,1758238xem38112,1510499l21590,1493964r-5055,l,1510499r,5055l16535,1532077r5055,l38112,1515554r,-2527l38112,1510499xem38112,1262748l21590,1246225r-5055,l,1262748r,5054l16535,1284338r5055,l38112,1267802r,-2527l38112,1262748xem38112,1015009l21590,998474r-5055,l,1015009r,5055l16535,1036586r5055,l38112,1020064r,-2528l38112,1015009xem2877197,473913r-16522,-16536l2855620,457377r-16535,16536l2839085,478967r16535,16523l2860675,495490r16522,-16523l2877197,476440r,-2527xem2877197,321449r-16522,-16522l2855620,304927r-16535,16522l2839085,326504r16535,16535l2860675,343039r16522,-16535l2877197,323977r,-2528xem2877197,16535l2860675,r-5055,l2839085,16535r,5055l2855620,38125r5055,l2877197,21590r,-2528l2877197,16535xe" fillcolor="#323b4b" stroked="f">
+                <v:shape id="Graphic 21" o:spid="_x0000_s1045" style="position:absolute;left:30622;top:46010;width:388;height:4959;visibility:visible;mso-wrap-style:square;v-text-anchor:top" coordsize="38735,495934" o:gfxdata="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" path="m38112,473900l21577,457365r-5055,l,473900r,5055l16522,495477r5055,l38112,478955r,-2528l38112,473900xem38112,168986l21577,152450r-5055,l,168986r,5054l16522,190563r5055,l38112,174040r,-2527l38112,168986xem38112,16522l21577,,16522,,,16522r,5055l16522,38112r5055,l38112,21577r,-2527l38112,16522xe" fillcolor="#323b4b" stroked="f">
                   <v:path arrowok="t"/>
                 </v:shape>
-                <v:shape id="Image 18" o:spid="_x0000_s1043" type="#_x0000_t75" style="position:absolute;left:26041;top:54852;width:940;height:940;visibility:visible;mso-wrap-style:square" o:gfxdata="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">
+                <v:shape id="Image 22" o:spid="_x0000_s1046" type="#_x0000_t75" style="position:absolute;left:26041;top:78137;width:940;height:940;visibility:visible;mso-wrap-style:square" o:gfxdata="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">
                   <v:imagedata r:id="rId17" o:title=""/>
                 </v:shape>
-                <v:shape id="Graphic 19" o:spid="_x0000_s1044" style="position:absolute;left:30622;top:58990;width:388;height:3435;visibility:visible;mso-wrap-style:square;v-text-anchor:top" coordsize="38735,343535" o:gfxdata="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" path="m38112,321437l21577,304914r-5055,l,321437r,5054l16522,343027r5055,l38112,326491r,-2527l38112,321437xem38112,16522l21577,,16522,,,16522r,5055l16522,38112r5055,l38112,21577r,-2527l38112,16522xe" fillcolor="#323b4b" stroked="f">
+                <v:shape id="Graphic 23" o:spid="_x0000_s1047" style="position:absolute;left:2250;top:32086;width:28759;height:50571;visibility:visible;mso-wrap-style:square;v-text-anchor:top" coordsize="2875915,5057140" o:gfxdata="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" path="m1808962,l,,,10769r1808962,l1808962,xem2875330,5035435r-16535,-16535l2853740,5018900r-16522,16535l2837218,5040490r16522,16523l2858795,5057013r16535,-16523l2875330,5037963r,-2528xe" fillcolor="#323b4b" stroked="f">
                   <v:path arrowok="t"/>
                 </v:shape>
-                <v:shape id="Image 20" o:spid="_x0000_s1045" type="#_x0000_t75" style="position:absolute;left:26041;top:41872;width:940;height:940;visibility:visible;mso-wrap-style:square" o:gfxdata="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">
-                  <v:imagedata r:id="rId17" o:title=""/>
+                <v:shape id="Image 24" o:spid="_x0000_s1048" type="#_x0000_t75" style="position:absolute;left:2382;top:33189;width:1216;height:1216;visibility:visible;mso-wrap-style:square" o:gfxdata="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">
+                  <v:imagedata r:id="rId19" o:title=""/>
                 </v:shape>
-                <v:shape id="Graphic 21" o:spid="_x0000_s1046" style="position:absolute;left:30622;top:46010;width:388;height:4959;visibility:visible;mso-wrap-style:square;v-text-anchor:top" coordsize="38735,495934" o:gfxdata="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" path="m38112,473900l21577,457365r-5055,l,473900r,5055l16522,495477r5055,l38112,478955r,-2528l38112,473900xem38112,168986l21577,152450r-5055,l,168986r,5054l16522,190563r5055,l38112,174040r,-2527l38112,168986xem38112,16522l21577,,16522,,,16522r,5055l16522,38112r5055,l38112,21577r,-2527l38112,16522xe" fillcolor="#323b4b" stroked="f">
+                <v:shape id="Image 25" o:spid="_x0000_s1049" type="#_x0000_t75" style="position:absolute;left:2363;top:35277;width:1294;height:924;visibility:visible;mso-wrap-style:square" o:gfxdata="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">
+                  <v:imagedata r:id="rId20" o:title=""/>
+                </v:shape>
+                <v:shape id="Image 26" o:spid="_x0000_s1050" type="#_x0000_t75" style="position:absolute;left:2512;top:37497;width:1057;height:1621;visibility:visible;mso-wrap-style:square" o:gfxdata="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">
+                  <v:imagedata r:id="rId21" o:title=""/>
+                </v:shape>
+                <v:shape id="Image 27" o:spid="_x0000_s1051" type="#_x0000_t75" style="position:absolute;left:2271;top:40266;width:1293;height:1239;visibility:visible;mso-wrap-style:square" o:gfxdata="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">
+                  <v:imagedata r:id="rId22" o:title=""/>
+                </v:shape>
+                <v:shape id="Image 28" o:spid="_x0000_s1052" type="#_x0000_t75" style="position:absolute;left:2287;top:44384;width:1239;height:1239;visibility:visible;mso-wrap-style:square" o:gfxdata="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">
+                  <v:imagedata r:id="rId23" o:title=""/>
+                </v:shape>
+                <v:shape id="Image 29" o:spid="_x0000_s1053" type="#_x0000_t75" style="position:absolute;left:2271;top:42423;width:1334;height:1334;visibility:visible;mso-wrap-style:square" o:gfxdata="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">
+                  <v:imagedata r:id="rId24" o:title=""/>
+                </v:shape>
+                <v:shape id="Graphic 30" o:spid="_x0000_s1054" style="position:absolute;left:2756;top:7562;width:17901;height:17901;visibility:visible;mso-wrap-style:square;v-text-anchor:top" coordsize="1790064,1790064" o:gfxdata="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" path="m894951,1789902r-47530,-1240l800537,1784982r-46176,-6059l708955,1770549r-44574,-10629l620701,1747099r-42726,-14952l536267,1715127r-40629,-19027l456150,1675128r-38285,-22856l380845,1627595r-35695,-26436l310845,1573026r-32856,-29770l246646,1511913r-29770,-32856l188743,1444751r-26437,-35694l137630,1372037r-22856,-38285l93802,1294264,74775,1253635,57755,1211927,42803,1169201,29982,1125521,19353,1080946r-8374,-45406l4920,989365,1240,942481,,894951,1240,847421,4920,800537r6059,-46176l19353,708955,29982,664381,42803,620701,57755,577975,74775,536267,93802,495638r20972,-39488l137630,417865r24676,-37020l188743,345150r28133,-34305l246646,277989r31343,-31343l310845,216876r34305,-28133l380845,162306r37020,-24676l456150,114774,495638,93802,536267,74775,577975,57755,620701,42803,664381,29982,708955,19353r45406,-8374l800537,4920,847421,1240,894951,r47530,1240l989365,4920r46175,6059l1080946,19353r44575,10629l1169201,42803r42726,14952l1253635,74775r40629,19027l1333752,114774r38285,22856l1409057,162306r35694,26437l1479057,216876r32856,29770l1543256,277989r29770,32856l1601159,345150r26436,35695l1652272,417865r22856,38285l1696100,495638r19027,40629l1732147,577975r14952,42726l1759920,664381r10629,44574l1778923,754361r6059,46176l1788662,847421r1240,47530l1788662,942481r-3680,46884l1778923,1035540r-8374,45406l1759920,1125521r-12821,43680l1732147,1211927r-17020,41708l1696100,1294264r-20972,39488l1652272,1372037r-24677,37020l1601159,1444751r-28133,34306l1543256,1511913r-31343,31343l1479057,1573026r-34306,28133l1409057,1627595r-37020,24677l1333752,1675128r-39488,20972l1253635,1715127r-41708,17020l1169201,1747099r-43680,12821l1080946,1770549r-45406,8374l989365,1784982r-46884,3680l894951,1789902xe" fillcolor="#fdfdfd" stroked="f">
                   <v:path arrowok="t"/>
                 </v:shape>
-                <v:shape id="Image 22" o:spid="_x0000_s1047" type="#_x0000_t75" style="position:absolute;left:26041;top:78137;width:940;height:940;visibility:visible;mso-wrap-style:square" o:gfxdata="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">
-                  <v:imagedata r:id="rId17" o:title=""/>
-                </v:shape>
-                <v:shape id="Graphic 23" o:spid="_x0000_s1048" style="position:absolute;left:2250;top:32086;width:28759;height:50571;visibility:visible;mso-wrap-style:square;v-text-anchor:top" coordsize="2875915,5057140" o:gfxdata="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" path="m1808962,l,,,10769r1808962,l1808962,xem2875330,5035435r-16535,-16535l2853740,5018900r-16522,16535l2837218,5040490r16522,16523l2858795,5057013r16535,-16523l2875330,5037963r,-2528xe" fillcolor="#323b4b" stroked="f">
-                  <v:path arrowok="t"/>
-                </v:shape>
-                <v:shape id="Image 24" o:spid="_x0000_s1049" type="#_x0000_t75" style="position:absolute;left:2382;top:33189;width:1216;height:1216;visibility:visible;mso-wrap-style:square" o:gfxdata="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">
-                  <v:imagedata r:id="rId19" o:title=""/>
-                </v:shape>
-                <v:shape id="Image 25" o:spid="_x0000_s1050" type="#_x0000_t75" style="position:absolute;left:2363;top:35277;width:1294;height:924;visibility:visible;mso-wrap-style:square" o:gfxdata="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">
-                  <v:imagedata r:id="rId20" o:title=""/>
-                </v:shape>
-                <v:shape id="Image 26" o:spid="_x0000_s1051" type="#_x0000_t75" style="position:absolute;left:2512;top:37497;width:1057;height:1621;visibility:visible;mso-wrap-style:square" o:gfxdata="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">
-                  <v:imagedata r:id="rId21" o:title=""/>
-                </v:shape>
-                <v:shape id="Image 27" o:spid="_x0000_s1052" type="#_x0000_t75" style="position:absolute;left:2271;top:40266;width:1293;height:1239;visibility:visible;mso-wrap-style:square" o:gfxdata="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">
-                  <v:imagedata r:id="rId22" o:title=""/>
-                </v:shape>
-                <v:shape id="Image 28" o:spid="_x0000_s1053" type="#_x0000_t75" style="position:absolute;left:2287;top:44384;width:1239;height:1239;visibility:visible;mso-wrap-style:square" o:gfxdata="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">
-                  <v:imagedata r:id="rId23" o:title=""/>
-                </v:shape>
-                <v:shape id="Image 29" o:spid="_x0000_s1054" type="#_x0000_t75" style="position:absolute;left:2271;top:42423;width:1334;height:1334;visibility:visible;mso-wrap-style:square" o:gfxdata="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">
-                  <v:imagedata r:id="rId24" o:title=""/>
-                </v:shape>
-                <v:shape id="Graphic 30" o:spid="_x0000_s1055" style="position:absolute;left:2756;top:7562;width:17901;height:17901;visibility:visible;mso-wrap-style:square;v-text-anchor:top" coordsize="1790064,1790064" o:gfxdata="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" path="m894951,1789902r-47530,-1240l800537,1784982r-46176,-6059l708955,1770549r-44574,-10629l620701,1747099r-42726,-14952l536267,1715127r-40629,-19027l456150,1675128r-38285,-22856l380845,1627595r-35695,-26436l310845,1573026r-32856,-29770l246646,1511913r-29770,-32856l188743,1444751r-26437,-35694l137630,1372037r-22856,-38285l93802,1294264,74775,1253635,57755,1211927,42803,1169201,29982,1125521,19353,1080946r-8374,-45406l4920,989365,1240,942481,,894951,1240,847421,4920,800537r6059,-46176l19353,708955,29982,664381,42803,620701,57755,577975,74775,536267,93802,495638r20972,-39488l137630,417865r24676,-37020l188743,345150r28133,-34305l246646,277989r31343,-31343l310845,216876r34305,-28133l380845,162306r37020,-24676l456150,114774,495638,93802,536267,74775,577975,57755,620701,42803,664381,29982,708955,19353r45406,-8374l800537,4920,847421,1240,894951,r47530,1240l989365,4920r46175,6059l1080946,19353r44575,10629l1169201,42803r42726,14952l1253635,74775r40629,19027l1333752,114774r38285,22856l1409057,162306r35694,26437l1479057,216876r32856,29770l1543256,277989r29770,32856l1601159,345150r26436,35695l1652272,417865r22856,38285l1696100,495638r19027,40629l1732147,577975r14952,42726l1759920,664381r10629,44574l1778923,754361r6059,46176l1788662,847421r1240,47530l1788662,942481r-3680,46884l1778923,1035540r-8374,45406l1759920,1125521r-12821,43680l1732147,1211927r-17020,41708l1696100,1294264r-20972,39488l1652272,1372037r-24677,37020l1601159,1444751r-28133,34306l1543256,1511913r-31343,31343l1479057,1573026r-34306,28133l1409057,1627595r-37020,24677l1333752,1675128r-39488,20972l1253635,1715127r-41708,17020l1169201,1747099r-43680,12821l1080946,1770549r-45406,8374l989365,1784982r-46884,3680l894951,1789902xe" fillcolor="#fdfdfd" stroked="f">
-                  <v:path arrowok="t"/>
-                </v:shape>
-                <v:shape id="Image 31" o:spid="_x0000_s1056" type="#_x0000_t75" style="position:absolute;left:3232;top:8038;width:16947;height:16947;visibility:visible;mso-wrap-style:square" o:gfxdata="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">
+                <v:shape id="Image 31" o:spid="_x0000_s1055" type="#_x0000_t75" style="position:absolute;left:3232;top:8038;width:16947;height:16947;visibility:visible;mso-wrap-style:square" o:gfxdata="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">
                   <v:imagedata r:id="rId25" o:title=""/>
                 </v:shape>
                 <w10:wrap anchorx="page" anchory="page"/>
@@ -2699,15 +2675,7 @@
           <w:spacing w:val="-2"/>
           <w:sz w:val="20"/>
         </w:rPr>
-        <w:t>ELEKTRO</w:t>
-      </w:r>
-      <w:r>
-        <w:rPr>
-          <w:rFonts w:ascii="Arial MT" w:hAnsi="Arial MT"/>
-          <w:spacing w:val="-2"/>
-          <w:sz w:val="20"/>
-        </w:rPr>
-        <w:t xml:space="preserve">NIK INGENJÖR </w:t>
+        <w:t xml:space="preserve">ELEKTRONIK INGENJÖR </w:t>
       </w:r>
       <w:r>
         <w:rPr>
@@ -3055,31 +3023,17 @@
           <w:spacing w:val="-2"/>
           <w:sz w:val="18"/>
         </w:rPr>
-        <w:t>Som</w:t>
-      </w:r>
-      <w:r>
-        <w:rPr>
-          <w:color w:val="323B4B"/>
-          <w:spacing w:val="-7"/>
-          <w:sz w:val="18"/>
-        </w:rPr>
-        <w:t xml:space="preserve"> </w:t>
-      </w:r>
-      <w:r>
-        <w:rPr>
+        <w:t xml:space="preserve">Med en kandidatexamen i </w:t>
+      </w:r>
+      <w:r>
+        <w:rPr>
+          <w:b/>
+          <w:bCs/>
           <w:color w:val="323B4B"/>
           <w:spacing w:val="-2"/>
           <w:sz w:val="18"/>
         </w:rPr>
-        <w:t>Full-Stack</w:t>
-      </w:r>
-      <w:r>
-        <w:rPr>
-          <w:color w:val="323B4B"/>
-          <w:spacing w:val="-7"/>
-          <w:sz w:val="18"/>
-        </w:rPr>
-        <w:t xml:space="preserve"> </w:t>
+        <w:t xml:space="preserve">elektroteknik </w:t>
       </w:r>
       <w:r>
         <w:rPr>
@@ -3087,31 +3041,17 @@
           <w:spacing w:val="-2"/>
           <w:sz w:val="18"/>
         </w:rPr>
-        <w:t>Utvecklare</w:t>
-      </w:r>
-      <w:r>
-        <w:rPr>
-          <w:color w:val="323B4B"/>
-          <w:spacing w:val="-7"/>
-          <w:sz w:val="18"/>
-        </w:rPr>
-        <w:t xml:space="preserve"> </w:t>
-      </w:r>
-      <w:r>
-        <w:rPr>
+        <w:t xml:space="preserve">och pågående masterstudier inom </w:t>
+      </w:r>
+      <w:r>
+        <w:rPr>
+          <w:b/>
+          <w:bCs/>
           <w:color w:val="323B4B"/>
           <w:spacing w:val="-2"/>
           <w:sz w:val="18"/>
         </w:rPr>
-        <w:t>med</w:t>
-      </w:r>
-      <w:r>
-        <w:rPr>
-          <w:color w:val="323B4B"/>
-          <w:spacing w:val="-7"/>
-          <w:sz w:val="18"/>
-        </w:rPr>
-        <w:t xml:space="preserve"> </w:t>
+        <w:t>elektriska reglersystem</w:t>
       </w:r>
       <w:r>
         <w:rPr>
@@ -3119,31 +3059,17 @@
           <w:spacing w:val="-2"/>
           <w:sz w:val="18"/>
         </w:rPr>
-        <w:t>djup</w:t>
-      </w:r>
-      <w:r>
-        <w:rPr>
-          <w:color w:val="323B4B"/>
-          <w:spacing w:val="-7"/>
-          <w:sz w:val="18"/>
-        </w:rPr>
-        <w:t xml:space="preserve"> </w:t>
-      </w:r>
-      <w:r>
-        <w:rPr>
+        <w:t xml:space="preserve"> har jag ett djupt systemperspektiv som sträcker sig från hårdvarunära programmering till modern mjukvaruarkitektur. Min erfarenhet omfattar allt från </w:t>
+      </w:r>
+      <w:r>
+        <w:rPr>
+          <w:b/>
+          <w:bCs/>
           <w:color w:val="323B4B"/>
           <w:spacing w:val="-2"/>
           <w:sz w:val="18"/>
         </w:rPr>
-        <w:t>grund</w:t>
-      </w:r>
-      <w:r>
-        <w:rPr>
-          <w:color w:val="323B4B"/>
-          <w:spacing w:val="-7"/>
-          <w:sz w:val="18"/>
-        </w:rPr>
-        <w:t xml:space="preserve"> </w:t>
+        <w:t>reglerteknik</w:t>
       </w:r>
       <w:r>
         <w:rPr>
@@ -3151,31 +3077,17 @@
           <w:spacing w:val="-2"/>
           <w:sz w:val="18"/>
         </w:rPr>
-        <w:t>från</w:t>
-      </w:r>
-      <w:r>
-        <w:rPr>
-          <w:color w:val="323B4B"/>
-          <w:spacing w:val="-7"/>
-          <w:sz w:val="18"/>
-        </w:rPr>
-        <w:t xml:space="preserve"> </w:t>
-      </w:r>
-      <w:r>
-        <w:rPr>
+        <w:t xml:space="preserve">, </w:t>
+      </w:r>
+      <w:r>
+        <w:rPr>
+          <w:b/>
+          <w:bCs/>
           <w:color w:val="323B4B"/>
           <w:spacing w:val="-2"/>
           <w:sz w:val="18"/>
         </w:rPr>
-        <w:t>civilingenjörsstudier</w:t>
-      </w:r>
-      <w:r>
-        <w:rPr>
-          <w:color w:val="323B4B"/>
-          <w:spacing w:val="-7"/>
-          <w:sz w:val="18"/>
-        </w:rPr>
-        <w:t xml:space="preserve"> </w:t>
+        <w:t xml:space="preserve">IoT </w:t>
       </w:r>
       <w:r>
         <w:rPr>
@@ -3183,621 +3095,25 @@
           <w:spacing w:val="-2"/>
           <w:sz w:val="18"/>
         </w:rPr>
-        <w:t>i</w:t>
-      </w:r>
-      <w:r>
-        <w:rPr>
-          <w:color w:val="323B4B"/>
-          <w:spacing w:val="-7"/>
-          <w:sz w:val="18"/>
-        </w:rPr>
-        <w:t xml:space="preserve"> </w:t>
+        <w:t xml:space="preserve">(t.ex. ESP32-mikrokontroller) och </w:t>
       </w:r>
       <w:r>
         <w:rPr>
           <w:b/>
+          <w:bCs/>
           <w:color w:val="323B4B"/>
           <w:spacing w:val="-2"/>
           <w:sz w:val="18"/>
         </w:rPr>
-        <w:t xml:space="preserve">elektroteknik </w:t>
-      </w:r>
-      <w:r>
-        <w:rPr>
-          <w:color w:val="323B4B"/>
-          <w:sz w:val="18"/>
-        </w:rPr>
-        <w:t>har</w:t>
-      </w:r>
-      <w:r>
-        <w:rPr>
-          <w:color w:val="323B4B"/>
-          <w:spacing w:val="-15"/>
-          <w:sz w:val="18"/>
-        </w:rPr>
-        <w:t xml:space="preserve"> </w:t>
-      </w:r>
-      <w:r>
-        <w:rPr>
-          <w:color w:val="323B4B"/>
-          <w:sz w:val="18"/>
-        </w:rPr>
-        <w:t>jag</w:t>
-      </w:r>
-      <w:r>
-        <w:rPr>
-          <w:color w:val="323B4B"/>
-          <w:spacing w:val="-14"/>
-          <w:sz w:val="18"/>
-        </w:rPr>
-        <w:t xml:space="preserve"> </w:t>
-      </w:r>
-      <w:r>
-        <w:rPr>
-          <w:color w:val="323B4B"/>
-          <w:sz w:val="18"/>
-        </w:rPr>
-        <w:t>ett</w:t>
-      </w:r>
-      <w:r>
-        <w:rPr>
-          <w:color w:val="323B4B"/>
-          <w:spacing w:val="-14"/>
-          <w:sz w:val="18"/>
-        </w:rPr>
-        <w:t xml:space="preserve"> </w:t>
-      </w:r>
-      <w:r>
-        <w:rPr>
-          <w:color w:val="323B4B"/>
-          <w:sz w:val="18"/>
-        </w:rPr>
-        <w:t>unikt</w:t>
-      </w:r>
-      <w:r>
-        <w:rPr>
-          <w:color w:val="323B4B"/>
-          <w:spacing w:val="-14"/>
-          <w:sz w:val="18"/>
-        </w:rPr>
-        <w:t xml:space="preserve"> </w:t>
-      </w:r>
-      <w:r>
-        <w:rPr>
-          <w:color w:val="323B4B"/>
-          <w:sz w:val="18"/>
-        </w:rPr>
-        <w:t>systemperspektiv.</w:t>
-      </w:r>
-      <w:r>
-        <w:rPr>
-          <w:color w:val="323B4B"/>
-          <w:spacing w:val="-14"/>
-          <w:sz w:val="18"/>
-        </w:rPr>
-        <w:t xml:space="preserve"> </w:t>
-      </w:r>
-      <w:r>
-        <w:rPr>
-          <w:color w:val="323B4B"/>
-          <w:sz w:val="18"/>
-        </w:rPr>
-        <w:t>Min</w:t>
-      </w:r>
-      <w:r>
-        <w:rPr>
-          <w:color w:val="323B4B"/>
-          <w:spacing w:val="-14"/>
-          <w:sz w:val="18"/>
-        </w:rPr>
-        <w:t xml:space="preserve"> </w:t>
-      </w:r>
-      <w:r>
-        <w:rPr>
-          <w:color w:val="323B4B"/>
-          <w:sz w:val="18"/>
-        </w:rPr>
-        <w:t>expertis</w:t>
-      </w:r>
-      <w:r>
-        <w:rPr>
-          <w:color w:val="323B4B"/>
-          <w:spacing w:val="-14"/>
-          <w:sz w:val="18"/>
-        </w:rPr>
-        <w:t xml:space="preserve"> </w:t>
-      </w:r>
-      <w:r>
-        <w:rPr>
-          <w:color w:val="323B4B"/>
-          <w:sz w:val="18"/>
-        </w:rPr>
-        <w:t>sträcker</w:t>
-      </w:r>
-      <w:r>
-        <w:rPr>
-          <w:color w:val="323B4B"/>
-          <w:spacing w:val="-14"/>
-          <w:sz w:val="18"/>
-        </w:rPr>
-        <w:t xml:space="preserve"> </w:t>
-      </w:r>
-      <w:r>
-        <w:rPr>
-          <w:color w:val="323B4B"/>
-          <w:sz w:val="18"/>
-        </w:rPr>
-        <w:t>sig</w:t>
-      </w:r>
-      <w:r>
-        <w:rPr>
-          <w:color w:val="323B4B"/>
-          <w:spacing w:val="-14"/>
-          <w:sz w:val="18"/>
-        </w:rPr>
-        <w:t xml:space="preserve"> </w:t>
-      </w:r>
-      <w:r>
-        <w:rPr>
-          <w:color w:val="323B4B"/>
-          <w:sz w:val="18"/>
-        </w:rPr>
-        <w:t>från</w:t>
-      </w:r>
-      <w:r>
-        <w:rPr>
-          <w:color w:val="323B4B"/>
-          <w:spacing w:val="-14"/>
-          <w:sz w:val="18"/>
-        </w:rPr>
-        <w:t xml:space="preserve"> </w:t>
-      </w:r>
-      <w:r>
-        <w:rPr>
-          <w:b/>
-          <w:color w:val="323B4B"/>
-          <w:sz w:val="18"/>
-        </w:rPr>
-        <w:t>reglerteknik,</w:t>
-      </w:r>
-      <w:r>
-        <w:rPr>
-          <w:b/>
-          <w:color w:val="323B4B"/>
-          <w:spacing w:val="-13"/>
-          <w:sz w:val="18"/>
-        </w:rPr>
-        <w:t xml:space="preserve"> </w:t>
-      </w:r>
-      <w:r>
-        <w:rPr>
-          <w:b/>
-          <w:color w:val="323B4B"/>
-          <w:sz w:val="18"/>
-        </w:rPr>
-        <w:t xml:space="preserve">IoT </w:t>
-      </w:r>
-      <w:r>
-        <w:rPr>
-          <w:b/>
-          <w:color w:val="323B4B"/>
-          <w:spacing w:val="-6"/>
-          <w:sz w:val="18"/>
-        </w:rPr>
-        <w:t>och inbyggda system</w:t>
-      </w:r>
-      <w:r>
-        <w:rPr>
-          <w:b/>
-          <w:color w:val="323B4B"/>
-          <w:sz w:val="18"/>
-        </w:rPr>
-        <w:t xml:space="preserve"> </w:t>
-      </w:r>
-      <w:r>
-        <w:rPr>
-          <w:color w:val="323B4B"/>
-          <w:spacing w:val="-6"/>
-          <w:sz w:val="18"/>
-        </w:rPr>
-        <w:t xml:space="preserve">(med erfarenhet av bl.a. </w:t>
-      </w:r>
-      <w:r>
-        <w:rPr>
-          <w:b/>
-          <w:color w:val="323B4B"/>
-          <w:spacing w:val="-6"/>
-          <w:sz w:val="18"/>
-        </w:rPr>
-        <w:t>ESP32-mikrokontroller</w:t>
-      </w:r>
-      <w:r>
-        <w:rPr>
-          <w:color w:val="323B4B"/>
-          <w:spacing w:val="-6"/>
-          <w:sz w:val="18"/>
-        </w:rPr>
-        <w:t xml:space="preserve">) till modern </w:t>
-      </w:r>
-      <w:r>
-        <w:rPr>
-          <w:color w:val="323B4B"/>
-          <w:sz w:val="18"/>
-        </w:rPr>
-        <w:t xml:space="preserve">webbutveckling. Med en specialisering inom just </w:t>
-      </w:r>
-      <w:r>
-        <w:rPr>
-          <w:b/>
-          <w:color w:val="323B4B"/>
-          <w:sz w:val="18"/>
-        </w:rPr>
-        <w:t xml:space="preserve">elektriska reglersystem och </w:t>
-      </w:r>
-      <w:r>
-        <w:rPr>
-          <w:b/>
+        <w:t xml:space="preserve">inbyggda system </w:t>
+      </w:r>
+      <w:r>
+        <w:rPr>
           <w:color w:val="323B4B"/>
           <w:spacing w:val="-2"/>
           <w:sz w:val="18"/>
         </w:rPr>
-        <w:t>programmering</w:t>
-      </w:r>
-      <w:r>
-        <w:rPr>
-          <w:b/>
-          <w:color w:val="323B4B"/>
-          <w:spacing w:val="-12"/>
-          <w:sz w:val="18"/>
-        </w:rPr>
-        <w:t xml:space="preserve"> </w:t>
-      </w:r>
-      <w:r>
-        <w:rPr>
-          <w:b/>
-          <w:color w:val="323B4B"/>
-          <w:spacing w:val="-2"/>
-          <w:sz w:val="18"/>
-        </w:rPr>
-        <w:t>av</w:t>
-      </w:r>
-      <w:r>
-        <w:rPr>
-          <w:b/>
-          <w:color w:val="323B4B"/>
-          <w:spacing w:val="-11"/>
-          <w:sz w:val="18"/>
-        </w:rPr>
-        <w:t xml:space="preserve"> </w:t>
-      </w:r>
-      <w:r>
-        <w:rPr>
-          <w:b/>
-          <w:color w:val="323B4B"/>
-          <w:spacing w:val="-2"/>
-          <w:sz w:val="18"/>
-        </w:rPr>
-        <w:t>inbyggda</w:t>
-      </w:r>
-      <w:r>
-        <w:rPr>
-          <w:b/>
-          <w:color w:val="323B4B"/>
-          <w:spacing w:val="-11"/>
-          <w:sz w:val="18"/>
-        </w:rPr>
-        <w:t xml:space="preserve"> </w:t>
-      </w:r>
-      <w:r>
-        <w:rPr>
-          <w:b/>
-          <w:color w:val="323B4B"/>
-          <w:spacing w:val="-2"/>
-          <w:sz w:val="18"/>
-        </w:rPr>
-        <w:t>system</w:t>
-      </w:r>
-      <w:r>
-        <w:rPr>
-          <w:b/>
-          <w:color w:val="323B4B"/>
-          <w:spacing w:val="-11"/>
-          <w:sz w:val="18"/>
-        </w:rPr>
-        <w:t xml:space="preserve"> </w:t>
-      </w:r>
-      <w:r>
-        <w:rPr>
-          <w:color w:val="323B4B"/>
-          <w:spacing w:val="-2"/>
-          <w:sz w:val="18"/>
-        </w:rPr>
-        <w:t>drivs</w:t>
-      </w:r>
-      <w:r>
-        <w:rPr>
-          <w:color w:val="323B4B"/>
-          <w:spacing w:val="-12"/>
-          <w:sz w:val="18"/>
-        </w:rPr>
-        <w:t xml:space="preserve"> </w:t>
-      </w:r>
-      <w:r>
-        <w:rPr>
-          <w:color w:val="323B4B"/>
-          <w:spacing w:val="-2"/>
-          <w:sz w:val="18"/>
-        </w:rPr>
-        <w:t>jag</w:t>
-      </w:r>
-      <w:r>
-        <w:rPr>
-          <w:color w:val="323B4B"/>
-          <w:spacing w:val="-12"/>
-          <w:sz w:val="18"/>
-        </w:rPr>
-        <w:t xml:space="preserve"> </w:t>
-      </w:r>
-      <w:r>
-        <w:rPr>
-          <w:color w:val="323B4B"/>
-          <w:spacing w:val="-2"/>
-          <w:sz w:val="18"/>
-        </w:rPr>
-        <w:t>av</w:t>
-      </w:r>
-      <w:r>
-        <w:rPr>
-          <w:color w:val="323B4B"/>
-          <w:spacing w:val="-12"/>
-          <w:sz w:val="18"/>
-        </w:rPr>
-        <w:t xml:space="preserve"> </w:t>
-      </w:r>
-      <w:r>
-        <w:rPr>
-          <w:color w:val="323B4B"/>
-          <w:spacing w:val="-2"/>
-          <w:sz w:val="18"/>
-        </w:rPr>
-        <w:t>att</w:t>
-      </w:r>
-      <w:r>
-        <w:rPr>
-          <w:color w:val="323B4B"/>
-          <w:spacing w:val="-12"/>
-          <w:sz w:val="18"/>
-        </w:rPr>
-        <w:t xml:space="preserve"> </w:t>
-      </w:r>
-      <w:r>
-        <w:rPr>
-          <w:color w:val="323B4B"/>
-          <w:spacing w:val="-2"/>
-          <w:sz w:val="18"/>
-        </w:rPr>
-        <w:t>tillämpa</w:t>
-      </w:r>
-      <w:r>
-        <w:rPr>
-          <w:color w:val="323B4B"/>
-          <w:spacing w:val="-13"/>
-          <w:sz w:val="18"/>
-        </w:rPr>
-        <w:t xml:space="preserve"> </w:t>
-      </w:r>
-      <w:r>
-        <w:rPr>
-          <w:color w:val="323B4B"/>
-          <w:spacing w:val="-2"/>
-          <w:sz w:val="18"/>
-        </w:rPr>
-        <w:t>mina</w:t>
-      </w:r>
-      <w:r>
-        <w:rPr>
-          <w:color w:val="323B4B"/>
-          <w:spacing w:val="-12"/>
-          <w:sz w:val="18"/>
-        </w:rPr>
-        <w:t xml:space="preserve"> </w:t>
-      </w:r>
-      <w:r>
-        <w:rPr>
-          <w:color w:val="323B4B"/>
-          <w:spacing w:val="-2"/>
-          <w:sz w:val="18"/>
-        </w:rPr>
-        <w:t>djupa</w:t>
-      </w:r>
-      <w:r>
-        <w:rPr>
-          <w:color w:val="323B4B"/>
-          <w:spacing w:val="-12"/>
-          <w:sz w:val="18"/>
-        </w:rPr>
-        <w:t xml:space="preserve"> </w:t>
-      </w:r>
-      <w:r>
-        <w:rPr>
-          <w:color w:val="323B4B"/>
-          <w:spacing w:val="-2"/>
-          <w:sz w:val="18"/>
-        </w:rPr>
-        <w:t xml:space="preserve">tekniska </w:t>
-      </w:r>
-      <w:r>
-        <w:rPr>
-          <w:color w:val="323B4B"/>
-          <w:sz w:val="18"/>
-        </w:rPr>
-        <w:t>kunskaper</w:t>
-      </w:r>
-      <w:r>
-        <w:rPr>
-          <w:color w:val="323B4B"/>
-          <w:spacing w:val="-10"/>
-          <w:sz w:val="18"/>
-        </w:rPr>
-        <w:t xml:space="preserve"> </w:t>
-      </w:r>
-      <w:r>
-        <w:rPr>
-          <w:color w:val="323B4B"/>
-          <w:sz w:val="18"/>
-        </w:rPr>
-        <w:t>för</w:t>
-      </w:r>
-      <w:r>
-        <w:rPr>
-          <w:color w:val="323B4B"/>
-          <w:spacing w:val="-10"/>
-          <w:sz w:val="18"/>
-        </w:rPr>
-        <w:t xml:space="preserve"> </w:t>
-      </w:r>
-      <w:r>
-        <w:rPr>
-          <w:color w:val="323B4B"/>
-          <w:sz w:val="18"/>
-        </w:rPr>
-        <w:t>att</w:t>
-      </w:r>
-      <w:r>
-        <w:rPr>
-          <w:color w:val="323B4B"/>
-          <w:spacing w:val="-9"/>
-          <w:sz w:val="18"/>
-        </w:rPr>
-        <w:t xml:space="preserve"> </w:t>
-      </w:r>
-      <w:r>
-        <w:rPr>
-          <w:color w:val="323B4B"/>
-          <w:sz w:val="18"/>
-        </w:rPr>
-        <w:t>bygga</w:t>
-      </w:r>
-      <w:r>
-        <w:rPr>
-          <w:color w:val="323B4B"/>
-          <w:spacing w:val="-10"/>
-          <w:sz w:val="18"/>
-        </w:rPr>
-        <w:t xml:space="preserve"> </w:t>
-      </w:r>
-      <w:r>
-        <w:rPr>
-          <w:color w:val="323B4B"/>
-          <w:sz w:val="18"/>
-        </w:rPr>
-        <w:t>innovativa</w:t>
-      </w:r>
-      <w:r>
-        <w:rPr>
-          <w:color w:val="323B4B"/>
-          <w:spacing w:val="-9"/>
-          <w:sz w:val="18"/>
-        </w:rPr>
-        <w:t xml:space="preserve"> </w:t>
-      </w:r>
-      <w:r>
-        <w:rPr>
-          <w:color w:val="323B4B"/>
-          <w:sz w:val="18"/>
-        </w:rPr>
-        <w:t>och</w:t>
-      </w:r>
-      <w:r>
-        <w:rPr>
-          <w:color w:val="323B4B"/>
-          <w:spacing w:val="-10"/>
-          <w:sz w:val="18"/>
-        </w:rPr>
-        <w:t xml:space="preserve"> </w:t>
-      </w:r>
-      <w:r>
-        <w:rPr>
-          <w:color w:val="323B4B"/>
-          <w:sz w:val="18"/>
-        </w:rPr>
-        <w:t>effektiva</w:t>
-      </w:r>
-      <w:r>
-        <w:rPr>
-          <w:color w:val="323B4B"/>
-          <w:spacing w:val="-10"/>
-          <w:sz w:val="18"/>
-        </w:rPr>
-        <w:t xml:space="preserve"> </w:t>
-      </w:r>
-      <w:r>
-        <w:rPr>
-          <w:color w:val="323B4B"/>
-          <w:sz w:val="18"/>
-        </w:rPr>
-        <w:t>lösningar</w:t>
-      </w:r>
-      <w:r>
-        <w:rPr>
-          <w:color w:val="323B4B"/>
-          <w:spacing w:val="-9"/>
-          <w:sz w:val="18"/>
-        </w:rPr>
-        <w:t xml:space="preserve"> </w:t>
-      </w:r>
-      <w:r>
-        <w:rPr>
-          <w:color w:val="323B4B"/>
-          <w:sz w:val="18"/>
-        </w:rPr>
-        <w:t>i</w:t>
-      </w:r>
-      <w:r>
-        <w:rPr>
-          <w:color w:val="323B4B"/>
-          <w:spacing w:val="-10"/>
-          <w:sz w:val="18"/>
-        </w:rPr>
-        <w:t xml:space="preserve"> </w:t>
-      </w:r>
-      <w:r>
-        <w:rPr>
-          <w:color w:val="323B4B"/>
-          <w:sz w:val="18"/>
-        </w:rPr>
-        <w:t>en</w:t>
-      </w:r>
-      <w:r>
-        <w:rPr>
-          <w:color w:val="323B4B"/>
-          <w:spacing w:val="-10"/>
-          <w:sz w:val="18"/>
-        </w:rPr>
-        <w:t xml:space="preserve"> </w:t>
-      </w:r>
-      <w:r>
-        <w:rPr>
-          <w:color w:val="323B4B"/>
-          <w:sz w:val="18"/>
-        </w:rPr>
-        <w:t>framåtblickande</w:t>
-      </w:r>
-      <w:r>
-        <w:rPr>
-          <w:color w:val="323B4B"/>
-          <w:spacing w:val="-9"/>
-          <w:sz w:val="18"/>
-        </w:rPr>
-        <w:t xml:space="preserve"> </w:t>
-      </w:r>
-      <w:r>
-        <w:rPr>
-          <w:color w:val="323B4B"/>
-          <w:spacing w:val="-2"/>
-          <w:sz w:val="18"/>
-        </w:rPr>
-        <w:t>roll.</w:t>
+        <w:t>till avancerad problemlösning i komplexa IT-miljöer. Jag drivs av att förena min tekniska ingenjörskompetens med säkerhetsmedveten mjukvaruutveckling för att bygga robusta och framtidssäkra lösningar i kritiska miljöer.</w:t>
       </w:r>
     </w:p>
     <w:p>
